--- a/01_커리큘럼_및_운영계획/대기업_제조사_AX_핵심인재_바이브코딩_커리큘럼.docx
+++ b/01_커리큘럼_및_운영계획/대기업_제조사_AX_핵심인재_바이브코딩_커리큘럼.docx
@@ -93,7 +93,7 @@
           <w:color w:val="334155"/>
           <w:sz w:val="20"/>
         </w:rPr>
-        <w:t>본 과정은 제조 대기업의 비개발직군(전략기획·재무·마케팅·세일즈) 과장급 AX 핵심인재 20명을 대상으로, 단순 프롬프트 질의응답을 넘어 자신의 현업 문제를 해결하는 실동작 업무용 웹 도구(MVP)를 직접 설계·구현·검증하는 실전형 PBL(Project-Based Learning) 과정입니다.</w:t>
+        <w:t>본 과정은 제조 대기업의 비개발직군(전략기획·재무·마케팅·세일즈) 과장급 AX 핵심인재 20명을 대상으로, 단순 프롬프트 질의응답을 넘어 자신의 현업 문제를 해결하는 실동작 업무용 웹 도구(MVP)를 직접 설계·구현·검증 하는 실전형 PBL(Project-Based Learning) 과정입니다.</w:t>
       </w:r>
     </w:p>
     <w:p>
@@ -107,7 +107,7 @@
           <w:color w:val="1E293B"/>
           <w:sz w:val="20"/>
         </w:rPr>
-        <w:t>선행 학습 연계: 사전 1일차 교육을 통해 완료된 Claude Code 데스크톱 세팅, 바이브코딩 기본 흐름 이해, 개인별 과제 기획서 초안을 바탕으로, 본 과정(14시간)에서는 즉시 구현 가능한 수준의 과제 범위 축소(Scoping) → 핵심 기능 1~2개 집중 개발 → 실제 데이터 연동 및 디버깅 → 현업 도입 시연으로 직결되도록 재설계하였습니다.</w:t>
+        <w:t>선행 학습 연계: 사전 1일차 교육을 통해 완료된 Claude Code 데스크톱 세팅, 바이브코딩 기본 흐름 이해, 개인별 과제 기획서 초안을 바탕으로, 본 과정(14시간)에서는 즉시 구현 가능한 수준의 과제 범위 축소(Scoping) → 핵심 기능 1~2개 집중 개발 → 실제 데이터 연동 및 디버깅 → 현업 도입 시연 으로 직결되도록 재설계하였습니다.</w:t>
       </w:r>
     </w:p>
     <w:p>
@@ -121,7 +121,7 @@
           <w:color w:val="1E293B"/>
           <w:sz w:val="20"/>
         </w:rPr>
-        <w:t>비전공자 및 보안 환경 최적화: 사내 보안 정책이 적용된 Windows 업무용 PC 환경과 실데이터 외부 반출 제약을 고려하여, 별도 서버/DB 구축 없이 브라우저에서 즉시 동작하는 단일 폴더 로컬 웹앱(HTML/JS/CSS + CSV/Excel 파서) 및 Google Colab 기반 아키텍처를 표준 스택으로 채택합니다.</w:t>
+        <w:t>비전공자 및 보안 환경 최적화: 사내 보안 정책이 적용된 Windows 업무용 PC 환경과 실데이터 외부 반출 제약을 고려하여, 별도 서버/DB 구축 없이 브라우저에서 즉시 동작하는 단일 폴더 로컬 웹앱(HTML/JS/CSS + CSV/Excel 파서) 및 Google Colab 기반 아키텍처 를 표준 스택으로 채택합니다.</w:t>
       </w:r>
     </w:p>
     <w:p>
@@ -292,7 +292,7 @@
                 <w:color w:val="1E293B"/>
                 <w:sz w:val="18"/>
               </w:rPr>
-              <w:t>총 14시간 / 3일 — 11/2(월, 5H), 11/9(월, 5H), 11/13(금, 4H) *(※ 11/2~11/9 중 온라인 코칭 1일 추가 가능)*</w:t>
+              <w:t>총 14시간 / 3일 — 11/2(월, 5H), 11/9(월, 5H), 11/13(금, 4H) (※ 11/2~11/9 중 온라인 코칭 1일 추가 가능)</w:t>
             </w:r>
           </w:p>
         </w:tc>
@@ -444,7 +444,7 @@
           <w:color w:val="1E293B"/>
           <w:sz w:val="20"/>
         </w:rPr>
-        <w:t>2. 범위 및 설계 (MVP Scoping): 과도한 기능을 덜어내고 2주 내에 완주 가능한 핵심 기능 1~2개와 입출력 데이터 구조를 정의한다.</w:t>
+        <w:t>2. 범위 및 설계 (MVP Scoping): 과도한 기능을 덜어내고 2주 내에 완주 가능한 핵심 기능 1~2개 와 입출력 데이터 구조를 정의한다.</w:t>
       </w:r>
     </w:p>
     <w:p>
@@ -816,7 +816,7 @@
                 <w:color w:val="1E293B"/>
                 <w:sz w:val="18"/>
               </w:rPr>
-              <w:t>*11/2~11/9 중*</w:t>
+              <w:t>11/2~11/9 중</w:t>
             </w:r>
           </w:p>
         </w:tc>
@@ -833,7 +833,7 @@
                 <w:color w:val="1E293B"/>
                 <w:sz w:val="18"/>
               </w:rPr>
-              <w:t>*(선택 / 온라인)*</w:t>
+              <w:t>(선택 / 온라인)</w:t>
             </w:r>
           </w:p>
         </w:tc>
@@ -1389,11 +1389,11 @@
               </w:rPr>
               <w:t>• 프로젝트 폴더 구조와 CLAUDE.md(프로젝트 헌장) 작성법</w:t>
               <w:br/>
-              <w:t>• Plan 모드(Shift+Tab)를 활용한 선(先) 설계 - 후(後) 코딩 루틴</w:t>
+              <w:t>• Plan 모드(Shift+Tab) 를 활용한 선(先) 설계 - 후(後) 코딩 루틴</w:t>
               <w:br/>
               <w:t>• 파일 생성·수정·실행 확인 및 버전 롤백(안전망 확보) 실습</w:t>
               <w:br/>
-              <w:t>• *[데모]* 영업 실적 CSV 대시보드를 15분 만에 무코드로 구축하는 전 과정 시연</w:t>
+              <w:t>• [데모] 영업 실적 CSV 대시보드를 15분 만에 무코드로 구축하는 전 과정 시연</w:t>
             </w:r>
           </w:p>
         </w:tc>
@@ -1666,7 +1666,7 @@
               </w:rPr>
               <w:t>• 모호한 지시("예산 분석기 만들어줘") vs 구조화된 5요소 프롬프트(역할·맥락·입출력·기능·제약조건)</w:t>
               <w:br/>
-              <w:t>• 한 번에 전체를 만들지 않고 3단계(화면 골격 → 샘플 데이터 표시 → 핵심 계산 기능)로 쪼개어 지시하는 법</w:t>
+              <w:t>• 한 번에 전체를 만들지 않고 3단계(화면 골격 → 샘플 데이터 표시 → 핵심 계산 기능) 로 쪼개어 지시하는 법</w:t>
               <w:br/>
               <w:t>• 본인 과제용 CLAUDE.md 및 1차 구현 프롬프트 작성 실습</w:t>
             </w:r>
@@ -3478,7 +3478,7 @@
           <w:color w:val="334155"/>
           <w:sz w:val="20"/>
         </w:rPr>
-        <w:t>비전공자 과장급 인력이 14시간 내에 높은 완성도로 구현할 수 있도록 단일 폴더 웹 애플리케이션(HTML5 + TailwindCSS CDN + Chart.js + PapaParse CSV 파서) 또는 Google Colab 대화형 대시보드를 표준 템플릿으로 제공합니다.</w:t>
+        <w:t>비전공자 과장급 인력이 14시간 내에 높은 완성도로 구현할 수 있도록 단일 폴더 웹 애플리케이션(HTML5 + TailwindCSS CDN + Chart.js + PapaParse CSV 파서) 또는 Google Colab 대화형 대시보드 를 표준 템플릿으로 제공합니다.</w:t>
       </w:r>
     </w:p>
     <w:p>
@@ -3941,7 +3941,7 @@
           <w:color w:val="1E293B"/>
           <w:sz w:val="20"/>
         </w:rPr>
-        <w:t>1. 데이터 보안 원칙: 사내 실데이터(기밀 재무 수치, 실제 고객명 등) 사용을 엄격히 금지하며, Claude에게 *"기존 엑셀 헤더 구조만 유지하고 숫자와 명칭은 가상의 샘플 데이터 50행으로 생성해줘"*라고 지시하여 100% 합성 샘플 데이터(Synthetic Data)로 개발 및 시연을 진행합니다.</w:t>
+        <w:t>1. 데이터 보안 원칙: 사내 실데이터(기밀 재무 수치, 실제 고객명 등) 사용을 엄격히 금지하며, Claude에게 "기존 엑셀 헤더 구조만 유지하고 숫자와 명칭은 가상의 샘플 데이터 50행으로 생성해줘"라고 지시하여 100% 합성 샘플 데이터(Synthetic Data) 로 개발 및 시연을 진행합니다.</w:t>
       </w:r>
     </w:p>
     <w:p>
@@ -4448,7 +4448,7 @@
                 <w:color w:val="1E293B"/>
                 <w:sz w:val="18"/>
               </w:rPr>
-              <w:t>*※ 화려한 디자인보다 실제 업무 문제를 해결하는 작지만 견고한 동작(Working MVP)에 가점 부여*</w:t>
+              <w:t>※ 화려한 디자인보다 실제 업무 문제를 해결하는 작지만 견고한 동작(Working MVP) 에 가점 부여</w:t>
             </w:r>
           </w:p>
         </w:tc>
